--- a/Desktop/Supply Chain/docs/Microgenesis-Supply-Chain-Portal-Documentation.docx
+++ b/Desktop/Supply Chain/docs/Microgenesis-Supply-Chain-Portal-Documentation.docx
@@ -154,7 +154,7 @@
         <w:spacing w:after="160"/>
       </w:pPr>
       <w:r>
-        <w:t xml:space="preserve">The existing AS-IS system is a Microsoft SharePoint List that Microgenesis uses to track deliveries, returns, collections, and pick-ups. This portal replaces it to fix three confirmed pain points:</w:t>
+        <w:t xml:space="preserve">The existing AS-IS system is a Microsoft SharePoint List that Microgenesis uses to track deliveries, returns, collections, and pick-ups. This portal replaces it to fix three confirmed pain points — the first two were direct, repeated user complaints, not just an engineering assessment:</w:t>
       </w:r>
     </w:p>
     <w:p>
@@ -171,10 +171,10 @@
           <w:b/>
           <w:bCs/>
         </w:rPr>
-        <w:t xml:space="preserve">No audit trail. </w:t>
-      </w:r>
-      <w:r>
-        <w:t xml:space="preserve">There was no reliable record of who created or last modified an entry.</w:t>
+        <w:t xml:space="preserve">No audit trail — by far the most frequent user complaint. </w:t>
+      </w:r>
+      <w:r>
+        <w:t xml:space="preserve">There was no reliable record of who created or last modified an entry. Users repeatedly reported that when a delivery date changed or a status was disputed, there was no way to answer “who did this, and when” without manually asking around the office. See Section 6 for how this is fixed, including the Status Trail export built specifically at Logistics' request.</w:t>
       </w:r>
     </w:p>
     <w:p>
@@ -211,10 +211,10 @@
           <w:b/>
           <w:bCs/>
         </w:rPr>
-        <w:t xml:space="preserve">A hard record-count ceiling. </w:t>
-      </w:r>
-      <w:r>
-        <w:t xml:space="preserve">SharePoint's 5,000-item list view threshold caused recurring operational stoppages.</w:t>
+        <w:t xml:space="preserve">A hard record-count ceiling — solved, not just mitigated. </w:t>
+      </w:r>
+      <w:r>
+        <w:t xml:space="preserve">SharePoint's 5,000-item list view threshold caused recurring operational stoppages, requiring a support ticket to keep working. The new portal runs on a real PostgreSQL database with no equivalent item-count ceiling: no 5,000-row wall, no support ticket, and no view that silently stops showing data as the operation grows.</w:t>
       </w:r>
     </w:p>
     <w:p>
@@ -2257,6 +2257,62 @@
         <w:t xml:space="preserve">Every export is generated directly from the live database record, so the exported document and the system's data can never silently drift apart.</w:t>
       </w:r>
     </w:p>
+    <w:tbl>
+      <w:tblPr>
+        <w:tblW w:type="dxa" w:w="9350"/>
+        <w:tblBorders>
+          <w:top w:val="single" w:color="1B5E20" w:sz="4"/>
+          <w:left w:val="single" w:color="1B5E20" w:sz="24"/>
+          <w:bottom w:val="single" w:color="1B5E20" w:sz="4"/>
+          <w:right w:val="single" w:color="1B5E20" w:sz="4"/>
+          <w:insideH w:val="single" w:color="auto" w:sz="4"/>
+          <w:insideV w:val="single" w:color="auto" w:sz="4"/>
+        </w:tblBorders>
+      </w:tblPr>
+      <w:tblGrid>
+        <w:gridCol w:w="9350"/>
+      </w:tblGrid>
+      <w:tr>
+        <w:tc>
+          <w:tcPr>
+            <w:tcW w:type="dxa" w:w="9350"/>
+            <w:shd w:fill="E8F5E9" w:val="clear"/>
+            <w:tcMar>
+              <w:top w:type="dxa" w:w="160"/>
+              <w:left w:type="dxa" w:w="200"/>
+              <w:bottom w:type="dxa" w:w="160"/>
+              <w:right w:type="dxa" w:w="200"/>
+            </w:tcMar>
+          </w:tcPr>
+          <w:p>
+            <w:pPr>
+              <w:spacing w:after="80"/>
+            </w:pPr>
+            <w:r>
+              <w:rPr>
+                <w:b/>
+                <w:bCs/>
+                <w:color w:val="1B5E20"/>
+              </w:rPr>
+              <w:t xml:space="preserve">Status Trail export — built at Logistics' request</w:t>
+            </w:r>
+          </w:p>
+          <w:p>
+            <w:r>
+              <w:rPr>
+                <w:color w:val="333333"/>
+              </w:rPr>
+              <w:t xml:space="preserve">Logistics specifically asked whether an export could reflect a record's full status history — for example, a record that was Pending and is now Scheduled should be countable under BOTH statuses in a report, not just its current one. This is implemented: every export menu offers a Status Trail mode alongside the normal (“Current Status”) export. In Status Trail mode, each record is counted under every status it has ever held, reconstructed from that record's audit history (computeStatusHistoryCounts() in src/utils/export.ts, backed by GET /api/records/status-history-counts). Available in CSV, Excel, Word, and PDF, across every export menu in the app.</w:t>
+            </w:r>
+          </w:p>
+        </w:tc>
+      </w:tr>
+    </w:tbl>
+    <w:p>
+      <w:pPr>
+        <w:spacing w:before="200"/>
+      </w:pPr>
+    </w:p>
     <w:p>
       <w:pPr>
         <w:pStyle w:val="Heading1"/>
@@ -3472,6 +3528,26 @@
       </w:r>
       <w:r>
         <w:t xml:space="preserve">— the configurable panel controlling what happens on a record event; mostly simulated today.</w:t>
+      </w:r>
+    </w:p>
+    <w:p>
+      <w:pPr>
+        <w:pStyle w:val="ListParagraph"/>
+        <w:numPr>
+          <w:ilvl w:val="0"/>
+          <w:numId w:val="2"/>
+        </w:numPr>
+        <w:spacing w:after="80"/>
+      </w:pPr>
+      <w:r>
+        <w:rPr>
+          <w:b/>
+          <w:bCs/>
+        </w:rPr>
+        <w:t xml:space="preserve">Status Trail (export) </w:t>
+      </w:r>
+      <w:r>
+        <w:t xml:space="preserve">— an export mode counting a record under every status it has ever held, not just its current one; built at Logistics' request. See Section 5.</w:t>
       </w:r>
     </w:p>
     <w:p>

--- a/Desktop/Supply Chain/docs/Microgenesis-Supply-Chain-Portal-Documentation.docx
+++ b/Desktop/Supply Chain/docs/Microgenesis-Supply-Chain-Portal-Documentation.docx
@@ -54,14 +54,7 @@
         <w:jc w:val="center"/>
       </w:pPr>
       <w:r>
-        <w:rPr>
-          <w:i/>
-          <w:iCs/>
-          <w:color w:val="595959"/>
-          <w:sz w:val="22"/>
-          <w:szCs w:val="22"/>
-        </w:rPr>
-        <w:t xml:space="preserve">A full-stack replacement for Microgenesis's SharePoint-based delivery tracker.</w:t>
+        <w:t>A full-stack replacement for Microgenesis's SharePoint-based delivery tracker, with Microsoft Azure AD single sign-on, real outbound email (Graph/SMTP), and Microsoft Teams tab packaging.</w:t>
       </w:r>
     </w:p>
     <w:p>
@@ -167,14 +160,7 @@
         <w:spacing w:after="80"/>
       </w:pPr>
       <w:r>
-        <w:rPr>
-          <w:b/>
-          <w:bCs/>
-        </w:rPr>
-        <w:t xml:space="preserve">No audit trail — by far the most frequent user complaint. </w:t>
-      </w:r>
-      <w:r>
-        <w:t xml:space="preserve">There was no reliable record of who created or last modified an entry. Users repeatedly reported that when a delivery date changed or a status was disputed, there was no way to answer “who did this, and when” without manually asking around the office. See Section 6 for how this is fixed, including the Status Trail export built specifically at Logistics' request.</w:t>
+        <w:t>No audit trail — by far the most frequent user complaint. There was no reliable record of who created or last modified an entry. Users repeatedly reported that when a delivery date changed or a status was disputed, there was no way to answer “who did this, and when” without manually asking around the office. See Section 7 for how this is fixed, including the Status Trail export built specifically at Logistics' request.</w:t>
       </w:r>
     </w:p>
     <w:p>
@@ -1889,7 +1875,82 @@
         <w:spacing w:after="200" w:before="400"/>
       </w:pPr>
       <w:r>
-        <w:t xml:space="preserve">4. Core Features</w:t>
+        <w:t>4. Authentication &amp; Microsoft 365 Integration</w:t>
+      </w:r>
+    </w:p>
+    <w:p>
+      <w:pPr>
+        <w:spacing w:after="160"/>
+      </w:pPr>
+      <w:r>
+        <w:t>Login supports two paths into the same session-cookie/RBAC system: email + password (the original path) and Microsoft Azure AD single sign-on via an OAuth 2.0 authorization-code flow. The Sign in with Microsoft button is always visible on the login screen — if Azure isn't configured, clicking it shows a clear inline error and expands the email form, rather than failing silently or flickering.</w:t>
+      </w:r>
+    </w:p>
+    <w:p>
+      <w:pPr>
+        <w:spacing w:after="160"/>
+      </w:pPr>
+      <w:r>
+        <w:t>On first SSO login, the backend looks up an existing user by Microsoft object ID, then by email (so a user who already had an email+password account gets linked automatically rather than duplicated). If no match exists, a new account is auto-provisioned with the lowest-privilege role (Sales Coordinator) and a random, never-surfaced password. Deactivated accounts are blocked at the callback stage.</w:t>
+      </w:r>
+    </w:p>
+    <w:p>
+      <w:pPr>
+        <w:spacing w:after="160"/>
+      </w:pPr>
+      <w:r>
+        <w:t>Every outbound email in the system — the daily 4 PM logistics/AM alert, the weekly Logistics/Admin report, and Output Action notifications — goes through one unified mailer with a three-tier fallback: Microsoft Graph (when Azure credentials are configured) → SMTP → a console-logged mock. NotificationLog entries record the real delivery outcome (SENT / FAILED / MOCKED), never overstating what happened.</w:t>
+      </w:r>
+    </w:p>
+    <w:p>
+      <w:pPr>
+        <w:spacing w:after="160"/>
+      </w:pPr>
+      <w:r>
+        <w:t>The session cookie is hardened for iframe contexts in production (secure + sameSite=none), which is what allows the portal to work correctly when embedded as a Microsoft Teams tab — see the Microsoft Teams packaging note below and teams/README.md in the repository for the Azure AD app registration walkthrough.</w:t>
+      </w:r>
+    </w:p>
+    <w:p>
+      <w:pPr>
+        <w:pStyle w:val="Heading3"/>
+        <w:spacing w:after="100" w:before="200"/>
+      </w:pPr>
+      <w:r>
+        <w:t>Microsoft Teams Packaging</w:t>
+      </w:r>
+    </w:p>
+    <w:p>
+      <w:pPr>
+        <w:spacing w:after="160"/>
+      </w:pPr>
+      <w:r>
+        <w:t>The teams/ directory in the repository packages the portal as a Teams tab: a manifest, color/outline icons, and a build script (teams/build.sh) that fills in deployment-specific placeholders (client ID, app URL, domain) from environment variables and produces an upload-ready zip for Teams Admin Center. It reuses the same Azure AD app registration as browser SSO, so a user's account, permissions, and audit trail are identical whether the portal is opened in a browser tab or a Teams tab.</w:t>
+      </w:r>
+    </w:p>
+    <w:p>
+      <w:pPr>
+        <w:pStyle w:val="Heading3"/>
+        <w:spacing w:after="100" w:before="200"/>
+      </w:pPr>
+      <w:r>
+        <w:t>Admin Diagnostics</w:t>
+      </w:r>
+    </w:p>
+    <w:p>
+      <w:pPr>
+        <w:spacing w:after="160"/>
+      </w:pPr>
+      <w:r>
+        <w:t>The Admin Panel’s Integrations tab (User Management → Integrations, see Section 5) shows live status for Azure SSO configuration, which email method is currently active, and Microsoft-linked user counts, plus a one-click test-email sender — so verifying these integrations doesn’t require server console or log access.</w:t>
+      </w:r>
+    </w:p>
+    <w:p>
+      <w:pPr>
+        <w:pStyle w:val="Heading1"/>
+        <w:spacing w:after="200" w:before="400"/>
+      </w:pPr>
+      <w:r>
+        <w:t>5. Core Features</w:t>
       </w:r>
     </w:p>
     <w:p>
@@ -2102,14 +2163,26 @@
         <w:spacing w:after="80"/>
       </w:pPr>
       <w:r>
+        <w:t>Admin Panel for user management (including inline edit and a Microsoft-linked auth badge), permission overrides, a system-wide audit log viewer, and an Integrations tab (Azure SSO / email status, test email).</w:t>
+      </w:r>
+    </w:p>
+    <w:p>
+      <w:pPr>
+        <w:pStyle w:val="ListParagraph"/>
+        <w:numPr>
+          <w:ilvl w:val="0"/>
+          <w:numId w:val="2"/>
+        </w:numPr>
+        <w:spacing w:after="80"/>
+      </w:pPr>
+      <w:r>
         <w:rPr>
           <w:b/>
-          <w:bCs/>
-        </w:rPr>
-        <w:t xml:space="preserve">Admin Panel </w:t>
-      </w:r>
-      <w:r>
-        <w:t xml:space="preserve">for user management, permission overrides, and a system-wide audit log viewer.</w:t>
+        </w:rPr>
+        <w:t xml:space="preserve">Microsoft Azure AD single sign-on </w:t>
+      </w:r>
+      <w:r>
+        <w:t>— a real OAuth 2.0 flow, always visible on the login screen alongside email+password, with auto-provisioning and account linking via a microsoftOid field.</w:t>
       </w:r>
     </w:p>
     <w:p>
@@ -2124,12 +2197,43 @@
       <w:r>
         <w:rPr>
           <w:b/>
-          <w:bCs/>
-        </w:rPr>
-        <w:t xml:space="preserve">No record-volume cap, </w:t>
-      </w:r>
-      <w:r>
-        <w:t xml:space="preserve">directly addressing the SharePoint list-threshold pain point.</w:t>
+        </w:rPr>
+        <w:t xml:space="preserve">Real outbound email </w:t>
+      </w:r>
+      <w:r>
+        <w:t>— a unified mailer sending through Microsoft Graph, falling back to SMTP, falling back again to a console-logged mock, so the same code runs in every environment.</w:t>
+      </w:r>
+    </w:p>
+    <w:p>
+      <w:pPr>
+        <w:pStyle w:val="ListParagraph"/>
+        <w:numPr>
+          <w:ilvl w:val="0"/>
+          <w:numId w:val="2"/>
+        </w:numPr>
+        <w:spacing w:after="80"/>
+      </w:pPr>
+      <w:r>
+        <w:rPr>
+          <w:b/>
+        </w:rPr>
+        <w:t xml:space="preserve">Microsoft Teams tab app packaging </w:t>
+      </w:r>
+      <w:r>
+        <w:t>— a Teams manifest, icons, and build script (teams/) for embedding the portal as a Teams tab with SSO.</w:t>
+      </w:r>
+    </w:p>
+    <w:p>
+      <w:pPr>
+        <w:pStyle w:val="ListParagraph"/>
+        <w:numPr>
+          <w:ilvl w:val="0"/>
+          <w:numId w:val="2"/>
+        </w:numPr>
+        <w:spacing w:after="80"/>
+      </w:pPr>
+      <w:r>
+        <w:t>No record-volume cap, directly addressing the SharePoint list-threshold pain point.</w:t>
       </w:r>
     </w:p>
     <w:p>
@@ -2138,7 +2242,7 @@
         <w:spacing w:after="200" w:before="400"/>
       </w:pPr>
       <w:r>
-        <w:t xml:space="preserve">5. Exporting System</w:t>
+        <w:t>6. Exporting System</w:t>
       </w:r>
     </w:p>
     <w:p>
@@ -2319,7 +2423,7 @@
         <w:spacing w:after="200" w:before="400"/>
       </w:pPr>
       <w:r>
-        <w:t xml:space="preserve">6. Notifications &amp; Output Actions</w:t>
+        <w:t>7. Notifications &amp; Output Actions</w:t>
       </w:r>
     </w:p>
     <w:p>
@@ -2327,7 +2431,7 @@
         <w:spacing w:after="160"/>
       </w:pPr>
       <w:r>
-        <w:t xml:space="preserve">The portal has two distinct notification concepts: in-app bell notifications, and a separate NotificationLog audit trail of outbound trigger events.</w:t>
+        <w:t>The portal has two distinct notification concepts: in-app bell notifications, and a separate NotificationLog audit trail of outbound trigger events. Five of the six Output Action triggers — Accomplished, Rescheduled, On-Hold, RMA Completed, and Collection Verified — dispatch real email through the unified mailer (Section 4) and write a NotificationLog row per recipient with the real delivery outcome. Record Created remains a client-side simulation, since it fires before the record has been saved and assigned an ID to attach a log entry to.</w:t>
       </w:r>
     </w:p>
     <w:tbl>
@@ -2392,7 +2496,7 @@
         <w:spacing w:after="200" w:before="400"/>
       </w:pPr>
       <w:r>
-        <w:t xml:space="preserve">7. Database Architecture</w:t>
+        <w:t>8. Database Architecture</w:t>
       </w:r>
     </w:p>
     <w:p>
@@ -2401,6 +2505,9 @@
       </w:pPr>
       <w:r>
         <w:t xml:space="preserve">PostgreSQL via Prisma. Enum-like fields (role, status, category) are modeled as plain string columns, with valid values enforced in application code rather than native Postgres enums — a deliberate tradeoff for schema portability.</w:t>
+      </w:r>
+      <w:r>
+        <w:t xml:space="preserve"> The User model additionally carries a unique, nullable microsoftOid column, set when an account is linked to a Microsoft identity via SSO; email-only accounts are entirely unaffected by whether SSO is enabled.</w:t>
       </w:r>
     </w:p>
     <w:tbl>
@@ -2987,7 +3094,7 @@
         <w:spacing w:after="200" w:before="400"/>
       </w:pPr>
       <w:r>
-        <w:t xml:space="preserve">8. Tech Stack</w:t>
+        <w:t>9. Tech Stack</w:t>
       </w:r>
     </w:p>
     <w:p>
@@ -3021,7 +3128,7 @@
         <w:spacing w:after="160"/>
       </w:pPr>
       <w:r>
-        <w:t xml:space="preserve">Node.js + Express + TypeScript, Prisma ORM (PostgreSQL), JWT cookie auth, bcryptjs, Nodemailer (console-logging by default).</w:t>
+        <w:t>Node.js + Express + TypeScript, Prisma ORM (PostgreSQL), JWT cookie auth (hardened for production/iframe contexts), bcryptjs, @azure/msal-node (Azure AD SSO), @azure/identity + @microsoft/microsoft-graph-client (Graph email), Nodemailer (SMTP fallback), unified mailer with a console-logged mock as the final fallback.</w:t>
       </w:r>
     </w:p>
     <w:p>
@@ -3047,7 +3154,7 @@
         <w:spacing w:after="200" w:before="400"/>
       </w:pPr>
       <w:r>
-        <w:t xml:space="preserve">9. Getting Started (Summary)</w:t>
+        <w:t>10. Getting Started (Summary)</w:t>
       </w:r>
     </w:p>
     <w:p>
@@ -3081,7 +3188,7 @@
         <w:spacing w:after="80"/>
       </w:pPr>
       <w:r>
-        <w:t xml:space="preserve">Provision a PostgreSQL database and copy server/.env.example to server/.env, filling in DATABASE_URL and JWT_SECRET.</w:t>
+        <w:t>Provision a PostgreSQL database and copy server/.env.example to server/.env, filling in DATABASE_URL and JWT_SECRET. AZURE_* and SMTP_* variables are optional — leave them blank to keep Microsoft SSO disabled and email on the console-logged mock.</w:t>
       </w:r>
     </w:p>
     <w:p>
@@ -3129,7 +3236,7 @@
         <w:spacing w:after="200" w:before="400"/>
       </w:pPr>
       <w:r>
-        <w:t xml:space="preserve">10. Things Not to Break</w:t>
+        <w:t>11. Things Not to Break</w:t>
       </w:r>
     </w:p>
     <w:p>
@@ -3190,14 +3297,27 @@
         <w:spacing w:after="80"/>
       </w:pPr>
       <w:r>
+        <w:t>Five of six Output Action triggers now send real email; Record Created is the one still simulated, and only because it fires before the record has an ID. Don't assume a toggle for the other five is fake, and don't wire Record Created to a real send without moving the call to after the record is persisted.</w:t>
+      </w:r>
+    </w:p>
+    <w:p>
+      <w:pPr>
+        <w:pStyle w:val="ListParagraph"/>
+        <w:numPr>
+          <w:ilvl w:val="0"/>
+          <w:numId w:val="2"/>
+        </w:numPr>
+        <w:spacing w:after="80"/>
+      </w:pPr>
+      <w:r>
         <w:rPr>
           <w:b/>
           <w:bCs/>
         </w:rPr>
-        <w:t xml:space="preserve">Most Output Action notifications are simulated on purpose. </w:t>
-      </w:r>
-      <w:r>
-        <w:t xml:space="preserve">Don't assume a toggle is doing something real, and don't “fix” the simulated ones without checking with the team.</w:t>
+        <w:t xml:space="preserve">Database changes go through Prisma migrations, never by hand. </w:t>
+      </w:r>
+      <w:r>
+        <w:t xml:space="preserve">Edit schema.prisma, then run npx prisma migrate dev — never edit the database directly.</w:t>
       </w:r>
     </w:p>
     <w:p>
@@ -3214,10 +3334,10 @@
           <w:b/>
           <w:bCs/>
         </w:rPr>
-        <w:t xml:space="preserve">Database changes go through Prisma migrations, never by hand. </w:t>
-      </w:r>
-      <w:r>
-        <w:t xml:space="preserve">Edit schema.prisma, then run npx prisma migrate dev — never edit the database directly.</w:t>
+        <w:t xml:space="preserve">Production re-runs the seed script on every deploy. </w:t>
+      </w:r>
+      <w:r>
+        <w:t xml:space="preserve">A bad migration or an unintended seed re-run goes straight at the live database, with no manual approval step.</w:t>
       </w:r>
     </w:p>
     <w:p>
@@ -3234,10 +3354,153 @@
           <w:b/>
           <w:bCs/>
         </w:rPr>
-        <w:t xml:space="preserve">Production re-runs the seed script on every deploy. </w:t>
-      </w:r>
-      <w:r>
-        <w:t xml:space="preserve">A bad migration or an unintended seed re-run goes straight at the live database, with no manual approval step.</w:t>
+        <w:t xml:space="preserve">TASS's role is not finalized. </w:t>
+      </w:r>
+      <w:r>
+        <w:t xml:space="preserve">Treat its current permissions as a guess, not a spec — see Section 3.</w:t>
+      </w:r>
+    </w:p>
+    <w:p>
+      <w:pPr>
+        <w:pStyle w:val="Heading1"/>
+        <w:spacing w:after="200" w:before="400"/>
+      </w:pPr>
+      <w:r>
+        <w:t>12. Known Limitations</w:t>
+      </w:r>
+    </w:p>
+    <w:p>
+      <w:pPr>
+        <w:pStyle w:val="ListParagraph"/>
+        <w:numPr>
+          <w:ilvl w:val="0"/>
+          <w:numId w:val="2"/>
+        </w:numPr>
+        <w:spacing w:after="80"/>
+      </w:pPr>
+      <w:r>
+        <w:t xml:space="preserve">Driver is a real login role; the Dispatch Board still exists for Logistics to act on a driver's behalf.</w:t>
+      </w:r>
+    </w:p>
+    <w:p>
+      <w:pPr>
+        <w:pStyle w:val="ListParagraph"/>
+        <w:numPr>
+          <w:ilvl w:val="0"/>
+          <w:numId w:val="2"/>
+        </w:numPr>
+        <w:spacing w:after="80"/>
+      </w:pPr>
+      <w:r>
+        <w:t xml:space="preserve">TASS's scope is narrowed to Accounting Collection, RMA, and Procurement Pick-up records, read-only outside collection verification.</w:t>
+      </w:r>
+    </w:p>
+    <w:p>
+      <w:pPr>
+        <w:pStyle w:val="ListParagraph"/>
+        <w:numPr>
+          <w:ilvl w:val="0"/>
+          <w:numId w:val="2"/>
+        </w:numPr>
+        <w:spacing w:after="80"/>
+      </w:pPr>
+      <w:r>
+        <w:t xml:space="preserve">Sales Coordinator can create and fully edit a record but cannot assign a driver or change status, enforcing separation of duties.</w:t>
+      </w:r>
+    </w:p>
+    <w:p>
+      <w:pPr>
+        <w:pStyle w:val="ListParagraph"/>
+        <w:numPr>
+          <w:ilvl w:val="0"/>
+          <w:numId w:val="2"/>
+        </w:numPr>
+        <w:spacing w:after="80"/>
+      </w:pPr>
+      <w:r>
+        <w:t xml:space="preserve">The Warehouses module exists in the codebase but is deliberately retired and unreachable from the UI.</w:t>
+      </w:r>
+    </w:p>
+    <w:p>
+      <w:pPr>
+        <w:pStyle w:val="ListParagraph"/>
+        <w:numPr>
+          <w:ilvl w:val="0"/>
+          <w:numId w:val="2"/>
+        </w:numPr>
+        <w:spacing w:after="80"/>
+      </w:pPr>
+      <w:r>
+        <w:t xml:space="preserve">Document Attachments are filename-only — no file bytes are uploaded or stored.</w:t>
+      </w:r>
+    </w:p>
+    <w:p>
+      <w:pPr>
+        <w:pStyle w:val="ListParagraph"/>
+        <w:numPr>
+          <w:ilvl w:val="0"/>
+          <w:numId w:val="2"/>
+        </w:numPr>
+        <w:spacing w:after="80"/>
+      </w:pPr>
+      <w:r>
+        <w:t>Record Created is the one Output Action trigger not wired to real email — it fires before the record has an ID; the other five (Accomplished, Rescheduled, On-Hold, RMA Completed, Collection Verified) dispatch real email.</w:t>
+      </w:r>
+    </w:p>
+    <w:p>
+      <w:pPr>
+        <w:pStyle w:val="ListParagraph"/>
+        <w:numPr>
+          <w:ilvl w:val="0"/>
+          <w:numId w:val="2"/>
+        </w:numPr>
+        <w:spacing w:after="80"/>
+      </w:pPr>
+      <w:r>
+        <w:t>Email defaults to a console-logged mock; real delivery requires configuring either Microsoft Graph (AZURE_* variables) or SMTP (SMTP_* variables).</w:t>
+      </w:r>
+    </w:p>
+    <w:p>
+      <w:pPr>
+        <w:pStyle w:val="ListParagraph"/>
+        <w:numPr>
+          <w:ilvl w:val="0"/>
+          <w:numId w:val="2"/>
+        </w:numPr>
+        <w:spacing w:after="80"/>
+      </w:pPr>
+      <w:r>
+        <w:t xml:space="preserve">Inventory currently models a single warehouse location per SKU, not multi-warehouse allocation.</w:t>
+      </w:r>
+    </w:p>
+    <w:p>
+      <w:pPr>
+        <w:pStyle w:val="ListParagraph"/>
+        <w:numPr>
+          <w:ilvl w:val="0"/>
+          <w:numId w:val="2"/>
+        </w:numPr>
+        <w:spacing w:after="80"/>
+      </w:pPr>
+      <w:r>
+        <w:t>Microsoft SSO auto-provisions new users as Sales Coordinator (the lowest-privilege role); an Admin must manually promote them if a different role is needed.</w:t>
+      </w:r>
+    </w:p>
+    <w:p>
+      <w:pPr>
+        <w:pStyle w:val="Heading1"/>
+        <w:spacing w:after="200" w:before="400"/>
+      </w:pPr>
+      <w:r>
+        <w:t>13. Glossary</w:t>
+      </w:r>
+    </w:p>
+    <w:p>
+      <w:pPr>
+        <w:spacing w:after="160"/>
+      </w:pPr>
+      <w:r>
+        <w:t xml:space="preserve">Full definitions live in docs/GLOSSARY.md. Key terms:</w:t>
       </w:r>
     </w:p>
     <w:p>
@@ -3254,140 +3517,10 @@
           <w:b/>
           <w:bCs/>
         </w:rPr>
-        <w:t xml:space="preserve">TASS's role is not finalized. </w:t>
-      </w:r>
-      <w:r>
-        <w:t xml:space="preserve">Treat its current permissions as a guess, not a spec — see Section 3.</w:t>
-      </w:r>
-    </w:p>
-    <w:p>
-      <w:pPr>
-        <w:pStyle w:val="Heading1"/>
-        <w:spacing w:after="200" w:before="400"/>
-      </w:pPr>
-      <w:r>
-        <w:t xml:space="preserve">11. Known Limitations</w:t>
-      </w:r>
-    </w:p>
-    <w:p>
-      <w:pPr>
-        <w:pStyle w:val="ListParagraph"/>
-        <w:numPr>
-          <w:ilvl w:val="0"/>
-          <w:numId w:val="2"/>
-        </w:numPr>
-        <w:spacing w:after="80"/>
-      </w:pPr>
-      <w:r>
-        <w:t xml:space="preserve">Driver is a real login role; the Dispatch Board still exists for Logistics to act on a driver's behalf.</w:t>
-      </w:r>
-    </w:p>
-    <w:p>
-      <w:pPr>
-        <w:pStyle w:val="ListParagraph"/>
-        <w:numPr>
-          <w:ilvl w:val="0"/>
-          <w:numId w:val="2"/>
-        </w:numPr>
-        <w:spacing w:after="80"/>
-      </w:pPr>
-      <w:r>
-        <w:t xml:space="preserve">TASS's scope is narrowed to Accounting Collection, RMA, and Procurement Pick-up records, read-only outside collection verification.</w:t>
-      </w:r>
-    </w:p>
-    <w:p>
-      <w:pPr>
-        <w:pStyle w:val="ListParagraph"/>
-        <w:numPr>
-          <w:ilvl w:val="0"/>
-          <w:numId w:val="2"/>
-        </w:numPr>
-        <w:spacing w:after="80"/>
-      </w:pPr>
-      <w:r>
-        <w:t xml:space="preserve">Sales Coordinator can create and fully edit a record but cannot assign a driver or change status, enforcing separation of duties.</w:t>
-      </w:r>
-    </w:p>
-    <w:p>
-      <w:pPr>
-        <w:pStyle w:val="ListParagraph"/>
-        <w:numPr>
-          <w:ilvl w:val="0"/>
-          <w:numId w:val="2"/>
-        </w:numPr>
-        <w:spacing w:after="80"/>
-      </w:pPr>
-      <w:r>
-        <w:t xml:space="preserve">The Warehouses module exists in the codebase but is deliberately retired and unreachable from the UI.</w:t>
-      </w:r>
-    </w:p>
-    <w:p>
-      <w:pPr>
-        <w:pStyle w:val="ListParagraph"/>
-        <w:numPr>
-          <w:ilvl w:val="0"/>
-          <w:numId w:val="2"/>
-        </w:numPr>
-        <w:spacing w:after="80"/>
-      </w:pPr>
-      <w:r>
-        <w:t xml:space="preserve">Document Attachments are filename-only — no file bytes are uploaded or stored.</w:t>
-      </w:r>
-    </w:p>
-    <w:p>
-      <w:pPr>
-        <w:pStyle w:val="ListParagraph"/>
-        <w:numPr>
-          <w:ilvl w:val="0"/>
-          <w:numId w:val="2"/>
-        </w:numPr>
-        <w:spacing w:after="80"/>
-      </w:pPr>
-      <w:r>
-        <w:t xml:space="preserve">Five of six Output Action triggers are simulated, not wired to real delivery.</w:t>
-      </w:r>
-    </w:p>
-    <w:p>
-      <w:pPr>
-        <w:pStyle w:val="ListParagraph"/>
-        <w:numPr>
-          <w:ilvl w:val="0"/>
-          <w:numId w:val="2"/>
-        </w:numPr>
-        <w:spacing w:after="80"/>
-      </w:pPr>
-      <w:r>
-        <w:t xml:space="preserve">SMTP is mocked by default; real email requires configuring SMTP_* variables.</w:t>
-      </w:r>
-    </w:p>
-    <w:p>
-      <w:pPr>
-        <w:pStyle w:val="ListParagraph"/>
-        <w:numPr>
-          <w:ilvl w:val="0"/>
-          <w:numId w:val="2"/>
-        </w:numPr>
-        <w:spacing w:after="80"/>
-      </w:pPr>
-      <w:r>
-        <w:t xml:space="preserve">Inventory currently models a single warehouse location per SKU, not multi-warehouse allocation.</w:t>
-      </w:r>
-    </w:p>
-    <w:p>
-      <w:pPr>
-        <w:pStyle w:val="Heading1"/>
-        <w:spacing w:after="200" w:before="400"/>
-      </w:pPr>
-      <w:r>
-        <w:t xml:space="preserve">12. Glossary</w:t>
-      </w:r>
-    </w:p>
-    <w:p>
-      <w:pPr>
-        <w:spacing w:after="160"/>
-      </w:pPr>
-      <w:r>
-        <w:t xml:space="preserve">Full definitions live in docs/GLOSSARY.md. Key terms:</w:t>
+        <w:t xml:space="preserve">TASS </w:t>
+      </w:r>
+      <w:r>
+        <w:t xml:space="preserve">— Technical Admin System Services. One of the five login roles; responsibilities not yet confirmed with the department (see Section 3).</w:t>
       </w:r>
     </w:p>
     <w:p>
@@ -3404,10 +3537,10 @@
           <w:b/>
           <w:bCs/>
         </w:rPr>
-        <w:t xml:space="preserve">TASS </w:t>
-      </w:r>
-      <w:r>
-        <w:t xml:space="preserve">— Technical Admin System Services. One of the five login roles; responsibilities not yet confirmed with the department (see Section 3).</w:t>
+        <w:t xml:space="preserve">RMA </w:t>
+      </w:r>
+      <w:r>
+        <w:t xml:space="preserve">— Return Merchandise Authorization, a record category for handling product returns.</w:t>
       </w:r>
     </w:p>
     <w:p>
@@ -3424,10 +3557,10 @@
           <w:b/>
           <w:bCs/>
         </w:rPr>
-        <w:t xml:space="preserve">RMA </w:t>
-      </w:r>
-      <w:r>
-        <w:t xml:space="preserve">— Return Merchandise Authorization, a record category for handling product returns.</w:t>
+        <w:t xml:space="preserve">SKU / SKU Master </w:t>
+      </w:r>
+      <w:r>
+        <w:t xml:space="preserve">— Stock Keeping Unit; the master product directory tracked for inventory.</w:t>
       </w:r>
     </w:p>
     <w:p>
@@ -3444,10 +3577,10 @@
           <w:b/>
           <w:bCs/>
         </w:rPr>
-        <w:t xml:space="preserve">SKU / SKU Master </w:t>
-      </w:r>
-      <w:r>
-        <w:t xml:space="preserve">— Stock Keeping Unit; the master product directory tracked for inventory.</w:t>
+        <w:t xml:space="preserve">RBAC </w:t>
+      </w:r>
+      <w:r>
+        <w:t xml:space="preserve">— Role-Based Access Control, enforced on both frontend and backend.</w:t>
       </w:r>
     </w:p>
     <w:p>
@@ -3464,10 +3597,10 @@
           <w:b/>
           <w:bCs/>
         </w:rPr>
-        <w:t xml:space="preserve">RBAC </w:t>
-      </w:r>
-      <w:r>
-        <w:t xml:space="preserve">— Role-Based Access Control, enforced on both frontend and backend.</w:t>
+        <w:t xml:space="preserve">Migration </w:t>
+      </w:r>
+      <w:r>
+        <w:t xml:space="preserve">— a recorded, versioned change to the database structure, created via Prisma.</w:t>
       </w:r>
     </w:p>
     <w:p>
@@ -3484,10 +3617,10 @@
           <w:b/>
           <w:bCs/>
         </w:rPr>
-        <w:t xml:space="preserve">Migration </w:t>
-      </w:r>
-      <w:r>
-        <w:t xml:space="preserve">— a recorded, versioned change to the database structure, created via Prisma.</w:t>
+        <w:t xml:space="preserve">Seed / Seeding </w:t>
+      </w:r>
+      <w:r>
+        <w:t xml:space="preserve">— loading a fixed set of demo data into an empty database.</w:t>
       </w:r>
     </w:p>
     <w:p>
@@ -3504,26 +3637,6 @@
           <w:b/>
           <w:bCs/>
         </w:rPr>
-        <w:t xml:space="preserve">Seed / Seeding </w:t>
-      </w:r>
-      <w:r>
-        <w:t xml:space="preserve">— loading a fixed set of demo data into an empty database.</w:t>
-      </w:r>
-    </w:p>
-    <w:p>
-      <w:pPr>
-        <w:pStyle w:val="ListParagraph"/>
-        <w:numPr>
-          <w:ilvl w:val="0"/>
-          <w:numId w:val="2"/>
-        </w:numPr>
-        <w:spacing w:after="80"/>
-      </w:pPr>
-      <w:r>
-        <w:rPr>
-          <w:b/>
-          <w:bCs/>
-        </w:rPr>
         <w:t xml:space="preserve">Output Actions </w:t>
       </w:r>
       <w:r>
@@ -3540,14 +3653,7 @@
         <w:spacing w:after="80"/>
       </w:pPr>
       <w:r>
-        <w:rPr>
-          <w:b/>
-          <w:bCs/>
-        </w:rPr>
-        <w:t xml:space="preserve">Status Trail (export) </w:t>
-      </w:r>
-      <w:r>
-        <w:t xml:space="preserve">— an export mode counting a record under every status it has ever held, not just its current one; built at Logistics' request. See Section 5.</w:t>
+        <w:t>Status Trail (export) — an export mode counting a record under every status it has ever held, not just its current one; built at Logistics' request. See Section 6.</w:t>
       </w:r>
     </w:p>
     <w:p>
